--- a/交付成果/第4轮朗读优化版/朗读优化8周版/读书会01_禅修入门与基础_8周资料包（朗读优化版）/Word版/00_主持人总指南.docx
+++ b/交付成果/第4轮朗读优化版/朗读优化8周版/读书会01_禅修入门与基础_8周资料包（朗读优化版）/Word版/00_主持人总指南.docx
@@ -4,71 +4,72 @@
   <w:body>
     <w:p>
       <w:pPr>
-        <w:spacing w:before="160" w:after="80"/>
+        <w:jc w:val="right"/>
       </w:pPr>
       <w:r>
         <w:rPr>
-          <w:rFonts w:ascii="Microsoft YaHei" w:hAnsi="Microsoft YaHei" w:eastAsia="Microsoft YaHei"/>
+          <w:color w:val="888888"/>
+          <w:sz w:val="16"/>
+        </w:rPr>
+        <w:t>📅 最近更新：2026-09-19 19:26　|　第三版修订 v3.0：红蓝对抗校验，逐条核订无源细节</w:t>
+      </w:r>
+    </w:p>
+    <w:p>
+      <w:pPr>
+        <w:jc w:val="center"/>
+      </w:pPr>
+      <w:r>
+        <w:rPr>
           <w:b/>
           <w:color w:val="1F3864"/>
-          <w:sz w:val="34"/>
+          <w:sz w:val="36"/>
         </w:rPr>
         <w:t>🧑‍🤝‍🧑 主持人总指南</w:t>
       </w:r>
     </w:p>
     <w:p>
-      <w:pPr>
-        <w:spacing w:before="160" w:after="80"/>
-      </w:pPr>
       <w:r>
         <w:rPr>
-          <w:rFonts w:ascii="Microsoft YaHei" w:hAnsi="Microsoft YaHei" w:eastAsia="Microsoft YaHei"/>
           <w:b/>
           <w:color w:val="1F3864"/>
-          <w:sz w:val="28"/>
+          <w:sz w:val="26"/>
         </w:rPr>
         <w:t>读书会01：禅修入门与基础 · 零基础主持人手册</w:t>
       </w:r>
     </w:p>
     <w:p>
       <w:pPr>
-        <w:spacing w:before="40" w:after="80"/>
-        <w:ind w:left="283"/>
-        <w:shd w:val="clear" w:color="auto" w:fill="EEF2F8"/>
+        <w:ind w:left="170"/>
         <w:pBdr>
-          <w:left w:val="single" w:sz="20" w:space="6" w:color="1F3864"/>
+          <w:left w:val="single" w:sz="18" w:space="4" w:color="1F3864"/>
         </w:pBdr>
+        <w:shd w:val="clear" w:fill="F2F5FA"/>
       </w:pPr>
       <w:r>
         <w:rPr>
-          <w:sz w:val="20"/>
+          <w:b w:val="0"/>
         </w:rPr>
         <w:t xml:space="preserve">📌 </w:t>
       </w:r>
       <w:r>
         <w:rPr>
           <w:b/>
-          <w:sz w:val="20"/>
         </w:rPr>
         <w:t>这份手册是给主持人的"操作说明书"</w:t>
       </w:r>
       <w:r>
         <w:rPr>
-          <w:sz w:val="20"/>
+          <w:b w:val="0"/>
         </w:rPr>
         <w:t>。你不是老师，不需要懂禅修理论，也不需要会打坐，只需要按流程推进即可。全部8周的资料都按同一套结构设计，共读原文文字已完整写在每周文档中（无需查知识库），你只需要每周提前打开当周文档，到点推进流程。</w:t>
       </w:r>
     </w:p>
     <w:p>
-      <w:pPr>
-        <w:spacing w:before="160" w:after="80"/>
-      </w:pPr>
       <w:r>
         <w:rPr>
-          <w:rFonts w:ascii="Microsoft YaHei" w:hAnsi="Microsoft YaHei" w:eastAsia="Microsoft YaHei"/>
           <w:b/>
           <w:color w:val="1F3864"/>
-          <w:sz w:val="28"/>
+          <w:sz w:val="26"/>
         </w:rPr>
         <w:t>一、主持人角色定位</w:t>
       </w:r>
@@ -77,7 +78,6 @@
       <w:r>
         <w:rPr>
           <w:b/>
-          <w:sz w:val="21"/>
         </w:rPr>
         <w:t>你是共学旅程的同行者，不是老师。</w:t>
       </w:r>
@@ -85,133 +85,84 @@
     <w:p>
       <w:r>
         <w:rPr>
-          <w:sz w:val="21"/>
+          <w:b w:val="0"/>
         </w:rPr>
         <w:t>你负责：</w:t>
       </w:r>
     </w:p>
     <w:p>
       <w:pPr>
-        <w:ind w:left="340"/>
+        <w:pStyle w:val="ListBullet"/>
       </w:pPr>
       <w:r>
         <w:rPr>
-          <w:color w:val="1F3864"/>
-          <w:sz w:val="21"/>
-        </w:rPr>
-        <w:t xml:space="preserve">• </w:t>
-      </w:r>
-      <w:r>
-        <w:rPr>
-          <w:sz w:val="21"/>
+          <w:b w:val="0"/>
         </w:rPr>
         <w:t>✅ 把控时间节奏，确保流程顺利推进</w:t>
       </w:r>
     </w:p>
     <w:p>
       <w:pPr>
-        <w:ind w:left="340"/>
+        <w:pStyle w:val="ListBullet"/>
       </w:pPr>
       <w:r>
         <w:rPr>
-          <w:color w:val="1F3864"/>
-          <w:sz w:val="21"/>
-        </w:rPr>
-        <w:t xml:space="preserve">• </w:t>
-      </w:r>
-      <w:r>
-        <w:rPr>
-          <w:sz w:val="21"/>
+          <w:b w:val="0"/>
         </w:rPr>
         <w:t>✅ 营造安全、开放的交流氛围</w:t>
       </w:r>
     </w:p>
     <w:p>
       <w:pPr>
-        <w:ind w:left="340"/>
+        <w:pStyle w:val="ListBullet"/>
       </w:pPr>
       <w:r>
         <w:rPr>
-          <w:color w:val="1F3864"/>
-          <w:sz w:val="21"/>
-        </w:rPr>
-        <w:t xml:space="preserve">• </w:t>
-      </w:r>
-      <w:r>
-        <w:rPr>
-          <w:sz w:val="21"/>
+          <w:b w:val="0"/>
         </w:rPr>
         <w:t>✅ 朗读引导问题，但不提供标准答案</w:t>
       </w:r>
     </w:p>
     <w:p>
       <w:pPr>
-        <w:ind w:left="340"/>
+        <w:pStyle w:val="ListBullet"/>
       </w:pPr>
       <w:r>
         <w:rPr>
-          <w:color w:val="1F3864"/>
-          <w:sz w:val="21"/>
-        </w:rPr>
-        <w:t xml:space="preserve">• </w:t>
-      </w:r>
-      <w:r>
-        <w:rPr>
-          <w:sz w:val="21"/>
+          <w:b w:val="0"/>
         </w:rPr>
         <w:t>✅ 鼓励每位参与者发言，避免个别人主导讨论</w:t>
       </w:r>
     </w:p>
     <w:p>
       <w:pPr>
-        <w:ind w:left="340"/>
+        <w:pStyle w:val="ListBullet"/>
       </w:pPr>
       <w:r>
         <w:rPr>
-          <w:color w:val="1F3864"/>
-          <w:sz w:val="21"/>
-        </w:rPr>
-        <w:t xml:space="preserve">• </w:t>
-      </w:r>
-      <w:r>
-        <w:rPr>
-          <w:sz w:val="21"/>
+          <w:b w:val="0"/>
         </w:rPr>
         <w:t>✅ 在跑题时温和拉回主题</w:t>
       </w:r>
     </w:p>
     <w:p>
       <w:pPr>
-        <w:ind w:left="340"/>
+        <w:pStyle w:val="ListBullet"/>
       </w:pPr>
       <w:r>
         <w:rPr>
-          <w:color w:val="1F3864"/>
-          <w:sz w:val="21"/>
-        </w:rPr>
-        <w:t xml:space="preserve">• </w:t>
-      </w:r>
-      <w:r>
-        <w:rPr>
-          <w:sz w:val="21"/>
+          <w:b w:val="0"/>
         </w:rPr>
         <w:t>✅ 带领每周的禅修练习（照读引导词即可）</w:t>
       </w:r>
     </w:p>
     <w:p>
       <w:pPr>
-        <w:ind w:left="340"/>
+        <w:pStyle w:val="ListBullet"/>
       </w:pPr>
       <w:r>
         <w:rPr>
-          <w:color w:val="1F3864"/>
-          <w:sz w:val="21"/>
-        </w:rPr>
-        <w:t xml:space="preserve">• </w:t>
-      </w:r>
-      <w:r>
-        <w:rPr>
-          <w:sz w:val="21"/>
+          <w:b w:val="0"/>
         </w:rPr>
         <w:t>✅ 最后带领简短回向</w:t>
       </w:r>
@@ -219,106 +170,73 @@
     <w:p>
       <w:r>
         <w:rPr>
-          <w:sz w:val="21"/>
+          <w:b w:val="0"/>
         </w:rPr>
         <w:t>你</w:t>
       </w:r>
       <w:r>
         <w:rPr>
           <w:b/>
-          <w:sz w:val="21"/>
         </w:rPr>
         <w:t>不需要</w:t>
       </w:r>
       <w:r>
         <w:rPr>
-          <w:sz w:val="21"/>
+          <w:b w:val="0"/>
         </w:rPr>
         <w:t>：</w:t>
       </w:r>
     </w:p>
     <w:p>
       <w:pPr>
-        <w:ind w:left="340"/>
+        <w:pStyle w:val="ListBullet"/>
       </w:pPr>
       <w:r>
         <w:rPr>
-          <w:color w:val="1F3864"/>
-          <w:sz w:val="21"/>
-        </w:rPr>
-        <w:t xml:space="preserve">• </w:t>
-      </w:r>
-      <w:r>
-        <w:rPr>
-          <w:sz w:val="21"/>
+          <w:b w:val="0"/>
         </w:rPr>
         <w:t>❌ 提前学习禅修理论</w:t>
       </w:r>
     </w:p>
     <w:p>
       <w:pPr>
-        <w:ind w:left="340"/>
+        <w:pStyle w:val="ListBullet"/>
       </w:pPr>
       <w:r>
         <w:rPr>
-          <w:color w:val="1F3864"/>
-          <w:sz w:val="21"/>
-        </w:rPr>
-        <w:t xml:space="preserve">• </w:t>
-      </w:r>
-      <w:r>
-        <w:rPr>
-          <w:sz w:val="21"/>
+          <w:b w:val="0"/>
         </w:rPr>
         <w:t>❌ 回答"入定是什么感觉""我看到光正常吗"之类的知识问题</w:t>
       </w:r>
     </w:p>
     <w:p>
       <w:pPr>
-        <w:ind w:left="340"/>
+        <w:pStyle w:val="ListBullet"/>
       </w:pPr>
       <w:r>
         <w:rPr>
-          <w:color w:val="1F3864"/>
-          <w:sz w:val="21"/>
-        </w:rPr>
-        <w:t xml:space="preserve">• </w:t>
-      </w:r>
-      <w:r>
-        <w:rPr>
-          <w:sz w:val="21"/>
+          <w:b w:val="0"/>
         </w:rPr>
         <w:t>❌ 解释原文的意思</w:t>
       </w:r>
     </w:p>
     <w:p>
       <w:pPr>
-        <w:ind w:left="340"/>
+        <w:pStyle w:val="ListBullet"/>
       </w:pPr>
       <w:r>
         <w:rPr>
-          <w:color w:val="1F3864"/>
-          <w:sz w:val="21"/>
-        </w:rPr>
-        <w:t xml:space="preserve">• </w:t>
-      </w:r>
-      <w:r>
-        <w:rPr>
-          <w:sz w:val="21"/>
+          <w:b w:val="0"/>
         </w:rPr>
         <w:t>❌ 纠正别人"理解错了"</w:t>
       </w:r>
     </w:p>
     <w:p>
-      <w:pPr>
-        <w:spacing w:before="160" w:after="80"/>
-      </w:pPr>
       <w:r>
         <w:rPr>
-          <w:rFonts w:ascii="Microsoft YaHei" w:hAnsi="Microsoft YaHei" w:eastAsia="Microsoft YaHei"/>
           <w:b/>
           <w:color w:val="1F3864"/>
-          <w:sz w:val="28"/>
+          <w:sz w:val="26"/>
         </w:rPr>
         <w:t>二、每周课程的标准流程（2小时 = 120分钟）</w:t>
       </w:r>
@@ -327,7 +245,6 @@
       <w:tblPr>
         <w:tblStyle w:val="TableGrid"/>
         <w:tblW w:type="auto" w:w="0"/>
-        <w:jc w:val="center"/>
         <w:tblLook w:firstColumn="1" w:firstRow="1" w:lastColumn="0" w:lastRow="0" w:noHBand="0" w:noVBand="1" w:val="04A0"/>
       </w:tblPr>
       <w:tblGrid>
@@ -340,17 +257,20 @@
         <w:tc>
           <w:tcPr>
             <w:tcW w:type="dxa" w:w="2409"/>
-            <w:shd w:val="clear" w:color="auto" w:fill="1F3864"/>
+            <w:shd w:val="clear" w:fill="1F3864"/>
           </w:tcPr>
           <w:p>
-            <w:pPr>
-              <w:spacing w:after="20"/>
-            </w:pPr>
             <w:r>
               <w:rPr>
-                <w:b/>
                 <w:color w:val="FFFFFF"/>
-                <w:sz w:val="19"/>
+                <w:sz w:val="18"/>
+              </w:rPr>
+            </w:r>
+            <w:r>
+              <w:rPr>
+                <w:b w:val="0"/>
+                <w:color w:val="FFFFFF"/>
+                <w:sz w:val="18"/>
               </w:rPr>
               <w:t>环节</w:t>
             </w:r>
@@ -359,17 +279,20 @@
         <w:tc>
           <w:tcPr>
             <w:tcW w:type="dxa" w:w="2409"/>
-            <w:shd w:val="clear" w:color="auto" w:fill="1F3864"/>
+            <w:shd w:val="clear" w:fill="1F3864"/>
           </w:tcPr>
           <w:p>
-            <w:pPr>
-              <w:spacing w:after="20"/>
-            </w:pPr>
             <w:r>
               <w:rPr>
-                <w:b/>
                 <w:color w:val="FFFFFF"/>
-                <w:sz w:val="19"/>
+                <w:sz w:val="18"/>
+              </w:rPr>
+            </w:r>
+            <w:r>
+              <w:rPr>
+                <w:b w:val="0"/>
+                <w:color w:val="FFFFFF"/>
+                <w:sz w:val="18"/>
               </w:rPr>
               <w:t>时长</w:t>
             </w:r>
@@ -378,17 +301,20 @@
         <w:tc>
           <w:tcPr>
             <w:tcW w:type="dxa" w:w="2409"/>
-            <w:shd w:val="clear" w:color="auto" w:fill="1F3864"/>
+            <w:shd w:val="clear" w:fill="1F3864"/>
           </w:tcPr>
           <w:p>
-            <w:pPr>
-              <w:spacing w:after="20"/>
-            </w:pPr>
             <w:r>
               <w:rPr>
-                <w:b/>
                 <w:color w:val="FFFFFF"/>
-                <w:sz w:val="19"/>
+                <w:sz w:val="18"/>
+              </w:rPr>
+            </w:r>
+            <w:r>
+              <w:rPr>
+                <w:b w:val="0"/>
+                <w:color w:val="FFFFFF"/>
+                <w:sz w:val="18"/>
               </w:rPr>
               <w:t>做什么</w:t>
             </w:r>
@@ -397,17 +323,20 @@
         <w:tc>
           <w:tcPr>
             <w:tcW w:type="dxa" w:w="2409"/>
-            <w:shd w:val="clear" w:color="auto" w:fill="1F3864"/>
+            <w:shd w:val="clear" w:fill="1F3864"/>
           </w:tcPr>
           <w:p>
-            <w:pPr>
-              <w:spacing w:after="20"/>
-            </w:pPr>
             <w:r>
               <w:rPr>
-                <w:b/>
                 <w:color w:val="FFFFFF"/>
-                <w:sz w:val="19"/>
+                <w:sz w:val="18"/>
+              </w:rPr>
+            </w:r>
+            <w:r>
+              <w:rPr>
+                <w:b w:val="0"/>
+                <w:color w:val="FFFFFF"/>
+                <w:sz w:val="18"/>
               </w:rPr>
               <w:t>主持人要做的事</w:t>
             </w:r>
@@ -420,19 +349,22 @@
             <w:tcW w:type="dxa" w:w="2409"/>
           </w:tcPr>
           <w:p>
-            <w:pPr>
-              <w:spacing w:after="20"/>
-            </w:pPr>
             <w:r>
               <w:rPr>
-                <w:sz w:val="19"/>
+                <w:sz w:val="18"/>
+              </w:rPr>
+            </w:r>
+            <w:r>
+              <w:rPr>
+                <w:b w:val="0"/>
+                <w:sz w:val="18"/>
               </w:rPr>
               <w:t xml:space="preserve">🧘 </w:t>
             </w:r>
             <w:r>
               <w:rPr>
                 <w:b/>
-                <w:sz w:val="19"/>
+                <w:sz w:val="18"/>
               </w:rPr>
               <w:t>静心开场</w:t>
             </w:r>
@@ -443,12 +375,15 @@
             <w:tcW w:type="dxa" w:w="2409"/>
           </w:tcPr>
           <w:p>
-            <w:pPr>
-              <w:spacing w:after="20"/>
-            </w:pPr>
             <w:r>
               <w:rPr>
-                <w:sz w:val="19"/>
+                <w:sz w:val="18"/>
+              </w:rPr>
+            </w:r>
+            <w:r>
+              <w:rPr>
+                <w:b w:val="0"/>
+                <w:sz w:val="18"/>
               </w:rPr>
               <w:t>10 min</w:t>
             </w:r>
@@ -459,12 +394,15 @@
             <w:tcW w:type="dxa" w:w="2409"/>
           </w:tcPr>
           <w:p>
-            <w:pPr>
-              <w:spacing w:after="20"/>
-            </w:pPr>
             <w:r>
               <w:rPr>
-                <w:sz w:val="19"/>
+                <w:sz w:val="18"/>
+              </w:rPr>
+            </w:r>
+            <w:r>
+              <w:rPr>
+                <w:b w:val="0"/>
+                <w:sz w:val="18"/>
               </w:rPr>
               <w:t>简短静坐调息（1-2分钟），说明今天的主题</w:t>
             </w:r>
@@ -475,12 +413,15 @@
             <w:tcW w:type="dxa" w:w="2409"/>
           </w:tcPr>
           <w:p>
-            <w:pPr>
-              <w:spacing w:after="20"/>
-            </w:pPr>
             <w:r>
               <w:rPr>
-                <w:sz w:val="19"/>
+                <w:sz w:val="18"/>
+              </w:rPr>
+            </w:r>
+            <w:r>
+              <w:rPr>
+                <w:b w:val="0"/>
+                <w:sz w:val="18"/>
               </w:rPr>
               <w:t>带一句"我们先静坐一分钟，关注呼吸"</w:t>
             </w:r>
@@ -491,22 +432,25 @@
         <w:tc>
           <w:tcPr>
             <w:tcW w:type="dxa" w:w="2409"/>
-            <w:shd w:val="clear" w:color="auto" w:fill="F2F2F2"/>
+            <w:shd w:val="clear" w:fill="F2F5FA"/>
           </w:tcPr>
           <w:p>
-            <w:pPr>
-              <w:spacing w:after="20"/>
-            </w:pPr>
             <w:r>
               <w:rPr>
-                <w:sz w:val="19"/>
+                <w:sz w:val="18"/>
+              </w:rPr>
+            </w:r>
+            <w:r>
+              <w:rPr>
+                <w:b w:val="0"/>
+                <w:sz w:val="18"/>
               </w:rPr>
               <w:t xml:space="preserve">📖 </w:t>
             </w:r>
             <w:r>
               <w:rPr>
                 <w:b/>
-                <w:sz w:val="19"/>
+                <w:sz w:val="18"/>
               </w:rPr>
               <w:t>共读原文</w:t>
             </w:r>
@@ -515,15 +459,18 @@
         <w:tc>
           <w:tcPr>
             <w:tcW w:type="dxa" w:w="2409"/>
-            <w:shd w:val="clear" w:color="auto" w:fill="F2F2F2"/>
+            <w:shd w:val="clear" w:fill="F2F5FA"/>
           </w:tcPr>
           <w:p>
-            <w:pPr>
-              <w:spacing w:after="20"/>
-            </w:pPr>
             <w:r>
               <w:rPr>
-                <w:sz w:val="19"/>
+                <w:sz w:val="18"/>
+              </w:rPr>
+            </w:r>
+            <w:r>
+              <w:rPr>
+                <w:b w:val="0"/>
+                <w:sz w:val="18"/>
               </w:rPr>
               <w:t>25 min</w:t>
             </w:r>
@@ -532,15 +479,18 @@
         <w:tc>
           <w:tcPr>
             <w:tcW w:type="dxa" w:w="2409"/>
-            <w:shd w:val="clear" w:color="auto" w:fill="F2F2F2"/>
+            <w:shd w:val="clear" w:fill="F2F5FA"/>
           </w:tcPr>
           <w:p>
-            <w:pPr>
-              <w:spacing w:after="20"/>
-            </w:pPr>
             <w:r>
               <w:rPr>
-                <w:sz w:val="19"/>
+                <w:sz w:val="18"/>
+              </w:rPr>
+            </w:r>
+            <w:r>
+              <w:rPr>
+                <w:b w:val="0"/>
+                <w:sz w:val="18"/>
               </w:rPr>
               <w:t>打开本周文档的"共读原文"，全体一起默读或轮流朗读★核心段落</w:t>
             </w:r>
@@ -549,15 +499,18 @@
         <w:tc>
           <w:tcPr>
             <w:tcW w:type="dxa" w:w="2409"/>
-            <w:shd w:val="clear" w:color="auto" w:fill="F2F2F2"/>
+            <w:shd w:val="clear" w:fill="F2F5FA"/>
           </w:tcPr>
           <w:p>
-            <w:pPr>
-              <w:spacing w:after="20"/>
-            </w:pPr>
             <w:r>
               <w:rPr>
-                <w:sz w:val="19"/>
+                <w:sz w:val="18"/>
+              </w:rPr>
+            </w:r>
+            <w:r>
+              <w:rPr>
+                <w:b w:val="0"/>
+                <w:sz w:val="18"/>
               </w:rPr>
               <w:t>提前打开文档或打印，计时</w:t>
             </w:r>
@@ -570,19 +523,22 @@
             <w:tcW w:type="dxa" w:w="2409"/>
           </w:tcPr>
           <w:p>
-            <w:pPr>
-              <w:spacing w:after="20"/>
-            </w:pPr>
             <w:r>
               <w:rPr>
-                <w:sz w:val="19"/>
+                <w:sz w:val="18"/>
+              </w:rPr>
+            </w:r>
+            <w:r>
+              <w:rPr>
+                <w:b w:val="0"/>
+                <w:sz w:val="18"/>
               </w:rPr>
               <w:t xml:space="preserve">💬 </w:t>
             </w:r>
             <w:r>
               <w:rPr>
                 <w:b/>
-                <w:sz w:val="19"/>
+                <w:sz w:val="18"/>
               </w:rPr>
               <w:t>第一轮分享</w:t>
             </w:r>
@@ -593,12 +549,15 @@
             <w:tcW w:type="dxa" w:w="2409"/>
           </w:tcPr>
           <w:p>
-            <w:pPr>
-              <w:spacing w:after="20"/>
-            </w:pPr>
             <w:r>
               <w:rPr>
-                <w:sz w:val="19"/>
+                <w:sz w:val="18"/>
+              </w:rPr>
+            </w:r>
+            <w:r>
+              <w:rPr>
+                <w:b w:val="0"/>
+                <w:sz w:val="18"/>
               </w:rPr>
               <w:t>20 min</w:t>
             </w:r>
@@ -609,12 +568,15 @@
             <w:tcW w:type="dxa" w:w="2409"/>
           </w:tcPr>
           <w:p>
-            <w:pPr>
-              <w:spacing w:after="20"/>
-            </w:pPr>
             <w:r>
               <w:rPr>
-                <w:sz w:val="19"/>
+                <w:sz w:val="18"/>
+              </w:rPr>
+            </w:r>
+            <w:r>
+              <w:rPr>
+                <w:b w:val="0"/>
+                <w:sz w:val="18"/>
               </w:rPr>
               <w:t>每人轮流分享："最触动我的一句话/一个观点是什么？"</w:t>
             </w:r>
@@ -625,12 +587,15 @@
             <w:tcW w:type="dxa" w:w="2409"/>
           </w:tcPr>
           <w:p>
-            <w:pPr>
-              <w:spacing w:after="20"/>
-            </w:pPr>
             <w:r>
               <w:rPr>
-                <w:sz w:val="19"/>
+                <w:sz w:val="18"/>
+              </w:rPr>
+            </w:r>
+            <w:r>
+              <w:rPr>
+                <w:b w:val="0"/>
+                <w:sz w:val="18"/>
               </w:rPr>
               <w:t>主持第一个分享，营造安全氛围</w:t>
             </w:r>
@@ -641,22 +606,25 @@
         <w:tc>
           <w:tcPr>
             <w:tcW w:type="dxa" w:w="2409"/>
-            <w:shd w:val="clear" w:color="auto" w:fill="F2F2F2"/>
+            <w:shd w:val="clear" w:fill="F2F5FA"/>
           </w:tcPr>
           <w:p>
-            <w:pPr>
-              <w:spacing w:after="20"/>
-            </w:pPr>
             <w:r>
               <w:rPr>
-                <w:sz w:val="19"/>
+                <w:sz w:val="18"/>
+              </w:rPr>
+            </w:r>
+            <w:r>
+              <w:rPr>
+                <w:b w:val="0"/>
+                <w:sz w:val="18"/>
               </w:rPr>
               <w:t xml:space="preserve">🎯 </w:t>
             </w:r>
             <w:r>
               <w:rPr>
                 <w:b/>
-                <w:sz w:val="19"/>
+                <w:sz w:val="18"/>
               </w:rPr>
               <w:t>主题讨论</w:t>
             </w:r>
@@ -665,15 +633,18 @@
         <w:tc>
           <w:tcPr>
             <w:tcW w:type="dxa" w:w="2409"/>
-            <w:shd w:val="clear" w:color="auto" w:fill="F2F2F2"/>
+            <w:shd w:val="clear" w:fill="F2F5FA"/>
           </w:tcPr>
           <w:p>
-            <w:pPr>
-              <w:spacing w:after="20"/>
-            </w:pPr>
             <w:r>
               <w:rPr>
-                <w:sz w:val="19"/>
+                <w:sz w:val="18"/>
+              </w:rPr>
+            </w:r>
+            <w:r>
+              <w:rPr>
+                <w:b w:val="0"/>
+                <w:sz w:val="18"/>
               </w:rPr>
               <w:t>35 min</w:t>
             </w:r>
@@ -682,15 +653,18 @@
         <w:tc>
           <w:tcPr>
             <w:tcW w:type="dxa" w:w="2409"/>
-            <w:shd w:val="clear" w:color="auto" w:fill="F2F2F2"/>
+            <w:shd w:val="clear" w:fill="F2F5FA"/>
           </w:tcPr>
           <w:p>
-            <w:pPr>
-              <w:spacing w:after="20"/>
-            </w:pPr>
             <w:r>
               <w:rPr>
-                <w:sz w:val="19"/>
+                <w:sz w:val="18"/>
+              </w:rPr>
+            </w:r>
+            <w:r>
+              <w:rPr>
+                <w:b w:val="0"/>
+                <w:sz w:val="18"/>
               </w:rPr>
               <w:t>围绕本周3个引导问题进行开放式讨论</w:t>
             </w:r>
@@ -699,15 +673,18 @@
         <w:tc>
           <w:tcPr>
             <w:tcW w:type="dxa" w:w="2409"/>
-            <w:shd w:val="clear" w:color="auto" w:fill="F2F2F2"/>
+            <w:shd w:val="clear" w:fill="F2F5FA"/>
           </w:tcPr>
           <w:p>
-            <w:pPr>
-              <w:spacing w:after="20"/>
-            </w:pPr>
             <w:r>
               <w:rPr>
-                <w:sz w:val="19"/>
+                <w:sz w:val="18"/>
+              </w:rPr>
+            </w:r>
+            <w:r>
+              <w:rPr>
+                <w:b w:val="0"/>
+                <w:sz w:val="18"/>
               </w:rPr>
               <w:t>朗读问题，引导讨论，不提供答案</w:t>
             </w:r>
@@ -720,19 +697,22 @@
             <w:tcW w:type="dxa" w:w="2409"/>
           </w:tcPr>
           <w:p>
-            <w:pPr>
-              <w:spacing w:after="20"/>
-            </w:pPr>
             <w:r>
               <w:rPr>
-                <w:sz w:val="19"/>
+                <w:sz w:val="18"/>
+              </w:rPr>
+            </w:r>
+            <w:r>
+              <w:rPr>
+                <w:b w:val="0"/>
+                <w:sz w:val="18"/>
               </w:rPr>
               <w:t xml:space="preserve">🧘 </w:t>
             </w:r>
             <w:r>
               <w:rPr>
                 <w:b/>
-                <w:sz w:val="19"/>
+                <w:sz w:val="18"/>
               </w:rPr>
               <w:t>禅修练习</w:t>
             </w:r>
@@ -743,12 +723,15 @@
             <w:tcW w:type="dxa" w:w="2409"/>
           </w:tcPr>
           <w:p>
-            <w:pPr>
-              <w:spacing w:after="20"/>
-            </w:pPr>
             <w:r>
               <w:rPr>
-                <w:sz w:val="19"/>
+                <w:sz w:val="18"/>
+              </w:rPr>
+            </w:r>
+            <w:r>
+              <w:rPr>
+                <w:b w:val="0"/>
+                <w:sz w:val="18"/>
               </w:rPr>
               <w:t>15 min</w:t>
             </w:r>
@@ -759,12 +742,15 @@
             <w:tcW w:type="dxa" w:w="2409"/>
           </w:tcPr>
           <w:p>
-            <w:pPr>
-              <w:spacing w:after="20"/>
-            </w:pPr>
             <w:r>
               <w:rPr>
-                <w:sz w:val="19"/>
+                <w:sz w:val="18"/>
+              </w:rPr>
+            </w:r>
+            <w:r>
+              <w:rPr>
+                <w:b w:val="0"/>
+                <w:sz w:val="18"/>
               </w:rPr>
               <w:t>按本周"禅修练习"环节的引导词，实际坐禅或经行</w:t>
             </w:r>
@@ -775,19 +761,22 @@
             <w:tcW w:type="dxa" w:w="2409"/>
           </w:tcPr>
           <w:p>
-            <w:pPr>
-              <w:spacing w:after="20"/>
-            </w:pPr>
+            <w:r>
+              <w:rPr>
+                <w:sz w:val="18"/>
+              </w:rPr>
+            </w:r>
             <w:r>
               <w:rPr>
                 <w:b/>
-                <w:sz w:val="19"/>
+                <w:sz w:val="18"/>
               </w:rPr>
               <w:t>照读引导词即可</w:t>
             </w:r>
             <w:r>
               <w:rPr>
-                <w:sz w:val="19"/>
+                <w:b w:val="0"/>
+                <w:sz w:val="18"/>
               </w:rPr>
               <w:t>，不需要会禅修，也不需要示范</w:t>
             </w:r>
@@ -798,22 +787,25 @@
         <w:tc>
           <w:tcPr>
             <w:tcW w:type="dxa" w:w="2409"/>
-            <w:shd w:val="clear" w:color="auto" w:fill="F2F2F2"/>
+            <w:shd w:val="clear" w:fill="F2F5FA"/>
           </w:tcPr>
           <w:p>
-            <w:pPr>
-              <w:spacing w:after="20"/>
-            </w:pPr>
             <w:r>
               <w:rPr>
-                <w:sz w:val="19"/>
+                <w:sz w:val="18"/>
+              </w:rPr>
+            </w:r>
+            <w:r>
+              <w:rPr>
+                <w:b w:val="0"/>
+                <w:sz w:val="18"/>
               </w:rPr>
               <w:t xml:space="preserve">🔚 </w:t>
             </w:r>
             <w:r>
               <w:rPr>
                 <w:b/>
-                <w:sz w:val="19"/>
+                <w:sz w:val="18"/>
               </w:rPr>
               <w:t>收尾与回向</w:t>
             </w:r>
@@ -822,15 +814,18 @@
         <w:tc>
           <w:tcPr>
             <w:tcW w:type="dxa" w:w="2409"/>
-            <w:shd w:val="clear" w:color="auto" w:fill="F2F2F2"/>
+            <w:shd w:val="clear" w:fill="F2F5FA"/>
           </w:tcPr>
           <w:p>
-            <w:pPr>
-              <w:spacing w:after="20"/>
-            </w:pPr>
             <w:r>
               <w:rPr>
-                <w:sz w:val="19"/>
+                <w:sz w:val="18"/>
+              </w:rPr>
+            </w:r>
+            <w:r>
+              <w:rPr>
+                <w:b w:val="0"/>
+                <w:sz w:val="18"/>
               </w:rPr>
               <w:t>15 min</w:t>
             </w:r>
@@ -839,15 +834,18 @@
         <w:tc>
           <w:tcPr>
             <w:tcW w:type="dxa" w:w="2409"/>
-            <w:shd w:val="clear" w:color="auto" w:fill="F2F2F2"/>
+            <w:shd w:val="clear" w:fill="F2F5FA"/>
           </w:tcPr>
           <w:p>
-            <w:pPr>
-              <w:spacing w:after="20"/>
-            </w:pPr>
             <w:r>
               <w:rPr>
-                <w:sz w:val="19"/>
+                <w:sz w:val="18"/>
+              </w:rPr>
+            </w:r>
+            <w:r>
+              <w:rPr>
+                <w:b w:val="0"/>
+                <w:sz w:val="18"/>
               </w:rPr>
               <w:t>每人一句话总结收获 + 下周预告 + 回向</w:t>
             </w:r>
@@ -856,15 +854,18 @@
         <w:tc>
           <w:tcPr>
             <w:tcW w:type="dxa" w:w="2409"/>
-            <w:shd w:val="clear" w:color="auto" w:fill="F2F2F2"/>
+            <w:shd w:val="clear" w:fill="F2F5FA"/>
           </w:tcPr>
           <w:p>
-            <w:pPr>
-              <w:spacing w:after="20"/>
-            </w:pPr>
             <w:r>
               <w:rPr>
-                <w:sz w:val="19"/>
+                <w:sz w:val="18"/>
+              </w:rPr>
+            </w:r>
+            <w:r>
+              <w:rPr>
+                <w:b w:val="0"/>
+                <w:sz w:val="18"/>
               </w:rPr>
               <w:t>主持轮流发言，布置下周内容</w:t>
             </w:r>
@@ -874,310 +875,219 @@
     </w:tbl>
     <w:p>
       <w:pPr>
-        <w:spacing w:before="40" w:after="80"/>
-        <w:ind w:left="283"/>
-        <w:shd w:val="clear" w:color="auto" w:fill="EEF2F8"/>
+        <w:ind w:left="170"/>
         <w:pBdr>
-          <w:left w:val="single" w:sz="20" w:space="6" w:color="1F3864"/>
+          <w:left w:val="single" w:sz="18" w:space="4" w:color="1F3864"/>
         </w:pBdr>
+        <w:shd w:val="clear" w:fill="F2F5FA"/>
       </w:pPr>
       <w:r>
         <w:rPr>
-          <w:sz w:val="20"/>
+          <w:b w:val="0"/>
         </w:rPr>
         <w:t xml:space="preserve">💡 </w:t>
       </w:r>
       <w:r>
         <w:rPr>
           <w:b/>
-          <w:sz w:val="20"/>
         </w:rPr>
         <w:t>时长说明</w:t>
       </w:r>
       <w:r>
         <w:rPr>
-          <w:sz w:val="20"/>
+          <w:b w:val="0"/>
         </w:rPr>
         <w:t xml:space="preserve">：六个环节时长合计 </w:t>
       </w:r>
       <w:r>
         <w:rPr>
           <w:b/>
-          <w:sz w:val="20"/>
         </w:rPr>
         <w:t>120 分钟</w:t>
       </w:r>
       <w:r>
         <w:rPr>
-          <w:sz w:val="20"/>
+          <w:b w:val="0"/>
         </w:rPr>
         <w:t>（静心10／共读25／分享20／讨论35／禅修15／收尾15）。共读原文已标出“本周朗读段”（各周约3000–4400字，随周次不同），按中等稍慢朗读约25分钟；时间不够时按各周“⏱ 时间弹性指南”压缩，原则不变：</w:t>
       </w:r>
       <w:r>
         <w:rPr>
           <w:b/>
-          <w:sz w:val="20"/>
         </w:rPr>
         <w:t>宁可少讨论，不省略禅修练习</w:t>
       </w:r>
       <w:r>
         <w:rPr>
-          <w:sz w:val="20"/>
+          <w:b w:val="0"/>
         </w:rPr>
         <w:t>。</w:t>
       </w:r>
     </w:p>
     <w:p>
-      <w:pPr>
-        <w:spacing w:before="160" w:after="80"/>
-      </w:pPr>
       <w:r>
         <w:rPr>
-          <w:rFonts w:ascii="Microsoft YaHei" w:hAnsi="Microsoft YaHei" w:eastAsia="Microsoft YaHei"/>
           <w:b/>
           <w:color w:val="1F3864"/>
-          <w:sz w:val="28"/>
+          <w:sz w:val="26"/>
         </w:rPr>
         <w:t>三、主持人的11条守则</w:t>
       </w:r>
     </w:p>
     <w:p>
       <w:pPr>
-        <w:spacing w:before="40" w:after="80"/>
-        <w:ind w:left="283"/>
-        <w:shd w:val="clear" w:color="auto" w:fill="EEF2F8"/>
+        <w:ind w:left="170"/>
         <w:pBdr>
-          <w:left w:val="single" w:sz="20" w:space="6" w:color="1F3864"/>
+          <w:left w:val="single" w:sz="18" w:space="4" w:color="1F3864"/>
         </w:pBdr>
+        <w:shd w:val="clear" w:fill="F2F5FA"/>
       </w:pPr>
       <w:r>
         <w:rPr>
-          <w:sz w:val="20"/>
+          <w:b w:val="0"/>
         </w:rPr>
         <w:t xml:space="preserve">说明：本节 11 条为完整版；每周文档开头的“主持人速览”另附 </w:t>
       </w:r>
       <w:r>
         <w:rPr>
           <w:b/>
-          <w:sz w:val="20"/>
         </w:rPr>
         <w:t>10 条精简版</w:t>
       </w:r>
       <w:r>
         <w:rPr>
-          <w:sz w:val="20"/>
+          <w:b w:val="0"/>
         </w:rPr>
         <w:t>（为本节的凝练合并，并新增“冷场→主持人先分享”一条），两者内容一致、并不冲突。</w:t>
       </w:r>
     </w:p>
     <w:p>
       <w:pPr>
-        <w:ind w:left="340"/>
+        <w:pStyle w:val="ListNumber"/>
       </w:pPr>
       <w:r>
         <w:rPr>
-          <w:b/>
-          <w:sz w:val="21"/>
-        </w:rPr>
-        <w:t xml:space="preserve">1. </w:t>
-      </w:r>
-      <w:r>
-        <w:rPr>
-          <w:sz w:val="21"/>
+          <w:b w:val="0"/>
         </w:rPr>
         <w:t>你不需要懂内容——你只需要按流程走</w:t>
       </w:r>
     </w:p>
     <w:p>
       <w:pPr>
-        <w:ind w:left="340"/>
+        <w:pStyle w:val="ListNumber"/>
       </w:pPr>
       <w:r>
         <w:rPr>
-          <w:b/>
-          <w:sz w:val="21"/>
-        </w:rPr>
-        <w:t xml:space="preserve">2. </w:t>
-      </w:r>
-      <w:r>
-        <w:rPr>
-          <w:sz w:val="21"/>
+          <w:b w:val="0"/>
         </w:rPr>
         <w:t>不要讲解——让原文自己说话，让每个人从原文中获取自己的理解</w:t>
       </w:r>
     </w:p>
     <w:p>
       <w:pPr>
-        <w:ind w:left="340"/>
+        <w:pStyle w:val="ListNumber"/>
       </w:pPr>
       <w:r>
         <w:rPr>
-          <w:b/>
-          <w:sz w:val="21"/>
-        </w:rPr>
-        <w:t xml:space="preserve">3. </w:t>
-      </w:r>
-      <w:r>
-        <w:rPr>
-          <w:sz w:val="21"/>
+          <w:b w:val="0"/>
         </w:rPr>
         <w:t>当有人问"正确答案是什么"时，温柔地说："我们先听听大家的看法"</w:t>
       </w:r>
     </w:p>
     <w:p>
       <w:pPr>
-        <w:ind w:left="340"/>
+        <w:pStyle w:val="ListNumber"/>
       </w:pPr>
       <w:r>
         <w:rPr>
-          <w:b/>
-          <w:sz w:val="21"/>
-        </w:rPr>
-        <w:t xml:space="preserve">4. </w:t>
-      </w:r>
-      <w:r>
-        <w:rPr>
-          <w:sz w:val="21"/>
+          <w:b w:val="0"/>
         </w:rPr>
         <w:t>确保每个人都有说话的机会——可用"我们还没听到某某的想法"</w:t>
       </w:r>
     </w:p>
     <w:p>
       <w:pPr>
-        <w:ind w:left="340"/>
+        <w:pStyle w:val="ListNumber"/>
       </w:pPr>
       <w:r>
         <w:rPr>
-          <w:b/>
-          <w:sz w:val="21"/>
-        </w:rPr>
-        <w:t xml:space="preserve">5. </w:t>
-      </w:r>
-      <w:r>
-        <w:rPr>
-          <w:sz w:val="21"/>
+          <w:b w:val="0"/>
         </w:rPr>
         <w:t>如果有人跑题太久，说："这个很有意思，我们先把话题拉回到今天的原文"</w:t>
       </w:r>
     </w:p>
     <w:p>
       <w:pPr>
-        <w:ind w:left="340"/>
+        <w:pStyle w:val="ListNumber"/>
       </w:pPr>
       <w:r>
         <w:rPr>
-          <w:b/>
-          <w:sz w:val="21"/>
-        </w:rPr>
-        <w:t xml:space="preserve">6. </w:t>
-      </w:r>
-      <w:r>
-        <w:rPr>
-          <w:sz w:val="21"/>
+          <w:b w:val="0"/>
         </w:rPr>
         <w:t>如果有人发生争论，说："我们听到两种不同的看法，这很好，大家都可以保留自己的理解"</w:t>
       </w:r>
     </w:p>
     <w:p>
       <w:pPr>
-        <w:ind w:left="340"/>
+        <w:pStyle w:val="ListNumber"/>
       </w:pPr>
       <w:r>
         <w:rPr>
-          <w:b/>
-          <w:sz w:val="21"/>
-        </w:rPr>
-        <w:t xml:space="preserve">7. </w:t>
-      </w:r>
-      <w:r>
-        <w:rPr>
-          <w:sz w:val="21"/>
+          <w:b w:val="0"/>
         </w:rPr>
         <w:t>永远不说"我来解释一下"——而是说"原文里是怎么说的？我们再读一遍那段"</w:t>
       </w:r>
     </w:p>
     <w:p>
       <w:pPr>
-        <w:ind w:left="340"/>
+        <w:pStyle w:val="ListNumber"/>
       </w:pPr>
       <w:r>
         <w:rPr>
-          <w:b/>
-          <w:sz w:val="21"/>
-        </w:rPr>
-        <w:t xml:space="preserve">8. </w:t>
-      </w:r>
-      <w:r>
-        <w:rPr>
-          <w:sz w:val="21"/>
+          <w:b w:val="0"/>
         </w:rPr>
         <w:t>第一轮分享不允许对别人的发言做评论——每人只说自己的触动</w:t>
       </w:r>
     </w:p>
     <w:p>
       <w:pPr>
-        <w:ind w:left="340"/>
+        <w:pStyle w:val="ListNumber"/>
       </w:pPr>
       <w:r>
         <w:rPr>
-          <w:b/>
-          <w:sz w:val="21"/>
-        </w:rPr>
-        <w:t xml:space="preserve">9. </w:t>
-      </w:r>
-      <w:r>
-        <w:rPr>
-          <w:sz w:val="21"/>
+          <w:b w:val="0"/>
         </w:rPr>
         <w:t>禅修练习照读引导词即可——不需要会禅修，也不需要示范</w:t>
       </w:r>
     </w:p>
     <w:p>
       <w:pPr>
-        <w:ind w:left="340"/>
+        <w:pStyle w:val="ListNumber"/>
       </w:pPr>
       <w:r>
         <w:rPr>
-          <w:b/>
-          <w:sz w:val="21"/>
-        </w:rPr>
-        <w:t xml:space="preserve">10. </w:t>
-      </w:r>
-      <w:r>
-        <w:rPr>
-          <w:sz w:val="21"/>
+          <w:b w:val="0"/>
         </w:rPr>
         <w:t>时间到了就推进——不必等每个问题都"讨论透彻"</w:t>
       </w:r>
     </w:p>
     <w:p>
       <w:pPr>
-        <w:ind w:left="340"/>
+        <w:pStyle w:val="ListNumber"/>
       </w:pPr>
       <w:r>
         <w:rPr>
-          <w:b/>
-          <w:sz w:val="21"/>
-        </w:rPr>
-        <w:t xml:space="preserve">11. </w:t>
-      </w:r>
-      <w:r>
-        <w:rPr>
-          <w:sz w:val="21"/>
+          <w:b w:val="0"/>
         </w:rPr>
         <w:t>最后留出时间让大家一起回向，把共学的功德回向给一切众生</w:t>
       </w:r>
     </w:p>
     <w:p>
-      <w:pPr>
-        <w:spacing w:before="160" w:after="80"/>
-      </w:pPr>
       <w:r>
         <w:rPr>
-          <w:rFonts w:ascii="Microsoft YaHei" w:hAnsi="Microsoft YaHei" w:eastAsia="Microsoft YaHei"/>
           <w:b/>
           <w:color w:val="1F3864"/>
-          <w:sz w:val="28"/>
+          <w:sz w:val="26"/>
         </w:rPr>
         <w:t>四、禅修练习特别提示（很重要！）</w:t>
       </w:r>
@@ -1185,33 +1095,31 @@
     <w:p>
       <w:r>
         <w:rPr>
-          <w:sz w:val="21"/>
+          <w:b w:val="0"/>
         </w:rPr>
         <w:t>禅修入门读书会和一般读书会不同——</w:t>
       </w:r>
       <w:r>
         <w:rPr>
           <w:b/>
-          <w:sz w:val="21"/>
         </w:rPr>
         <w:t>它包含实际练习环节</w:t>
       </w:r>
       <w:r>
         <w:rPr>
-          <w:sz w:val="21"/>
+          <w:b w:val="0"/>
         </w:rPr>
         <w:t>。每周标准流程中的"🧘 禅修练习"（15分钟），由主持人带领大家实际坐禅或经行：除第7周安排经行练习外，其余各周以坐禅为主（第1周即含坐禅练习）。做法很简单——</w:t>
       </w:r>
       <w:r>
         <w:rPr>
           <w:b/>
-          <w:sz w:val="21"/>
         </w:rPr>
         <w:t>把每周文档里写好的引导词照读一遍即可</w:t>
       </w:r>
       <w:r>
         <w:rPr>
-          <w:sz w:val="21"/>
+          <w:b w:val="0"/>
         </w:rPr>
         <w:t>。</w:t>
       </w:r>
@@ -1219,51 +1127,123 @@
     <w:p>
       <w:r>
         <w:rPr>
-          <w:sz w:val="21"/>
+          <w:b w:val="0"/>
         </w:rPr>
         <w:t>下面这段是</w:t>
       </w:r>
       <w:r>
         <w:rPr>
           <w:b/>
-          <w:sz w:val="21"/>
         </w:rPr>
         <w:t>通用的简短坐禅引导词</w:t>
       </w:r>
       <w:r>
         <w:rPr>
-          <w:sz w:val="21"/>
+          <w:b w:val="0"/>
         </w:rPr>
         <w:t>（约5-10分钟，提炼自古源尊者《禅坐引导文》），任何一周都可以直接使用：</w:t>
       </w:r>
     </w:p>
     <w:p>
       <w:pPr>
-        <w:spacing w:before="40" w:after="80"/>
-        <w:ind w:left="283"/>
-        <w:shd w:val="clear" w:color="auto" w:fill="EEF2F8"/>
+        <w:ind w:left="170"/>
         <w:pBdr>
-          <w:left w:val="single" w:sz="20" w:space="6" w:color="1F3864"/>
+          <w:left w:val="single" w:sz="18" w:space="4" w:color="1F3864"/>
         </w:pBdr>
+        <w:shd w:val="clear" w:fill="F2F5FA"/>
       </w:pPr>
       <w:r>
         <w:rPr>
-          <w:sz w:val="20"/>
+          <w:b w:val="0"/>
         </w:rPr>
-        <w:t>"请大家自然地坐好，坐舒服就好——散盘、单盘或坐在椅子上都可以。轻轻闭上眼睛。 想像自己像一棵青松：臀部以下像树根一样扎稳，身体自然挺拔，放松，不用刻意绷紧。（停顿） 现在，把注意力放在鼻头、人中附近——就是呼吸进进出出时，气息碰到皮肤的那个触点。什么都不用做，只是知道：气息进来，知道进来；气息出去，知道出去。（停顿） 呼吸清晰就清晰地知道，模糊就模糊地知道，不分析、不评价、不判断，自然、轻松地觉知它。（停顿2-3分钟） 如果妄念来了，不用赶它——知道有妄念，就已经是正念了，轻轻回到呼吸上就好。腿痛、发痒，只要不影响呼吸，就先忽略它。（停顿） 好，现在慢慢动动手指、脚趾，搓搓手掌，把温热的手掌敷在眼睛上，轻轻睁开眼睛。"</w:t>
+        <w:t>"请大家自然地坐好，坐舒服就好——散盘、单盘或坐在椅子上都可以。轻轻闭上眼睛。</w:t>
+      </w:r>
+    </w:p>
+    <w:p>
+      <w:pPr>
+        <w:ind w:left="170"/>
+        <w:pBdr>
+          <w:left w:val="single" w:sz="18" w:space="4" w:color="1F3864"/>
+        </w:pBdr>
+        <w:shd w:val="clear" w:fill="F2F5FA"/>
+      </w:pPr>
+      <w:r>
+        <w:rPr>
+          <w:b w:val="0"/>
+        </w:rPr>
+        <w:t>想像自己像一棵青松：臀部以下像树根一样扎稳，身体自然挺拔，放松，不用刻意绷紧。（停顿）</w:t>
+      </w:r>
+    </w:p>
+    <w:p>
+      <w:pPr>
+        <w:ind w:left="170"/>
+        <w:pBdr>
+          <w:left w:val="single" w:sz="18" w:space="4" w:color="1F3864"/>
+        </w:pBdr>
+        <w:shd w:val="clear" w:fill="F2F5FA"/>
+      </w:pPr>
+      <w:r>
+        <w:rPr>
+          <w:b w:val="0"/>
+        </w:rPr>
+        <w:t>现在，把注意力放在鼻头、人中附近——就是呼吸进进出出时，气息碰到皮肤的那个触点。什么都不用做，只是知道：气息进来，知道进来；气息出去，知道出去。（停顿）</w:t>
+      </w:r>
+    </w:p>
+    <w:p>
+      <w:pPr>
+        <w:ind w:left="170"/>
+        <w:pBdr>
+          <w:left w:val="single" w:sz="18" w:space="4" w:color="1F3864"/>
+        </w:pBdr>
+        <w:shd w:val="clear" w:fill="F2F5FA"/>
+      </w:pPr>
+      <w:r>
+        <w:rPr>
+          <w:b w:val="0"/>
+        </w:rPr>
+        <w:t>呼吸清晰就清晰地知道，模糊就模糊地知道，不分析、不评价、不判断，自然、轻松地觉知它。（停顿2-3分钟）</w:t>
+      </w:r>
+    </w:p>
+    <w:p>
+      <w:pPr>
+        <w:ind w:left="170"/>
+        <w:pBdr>
+          <w:left w:val="single" w:sz="18" w:space="4" w:color="1F3864"/>
+        </w:pBdr>
+        <w:shd w:val="clear" w:fill="F2F5FA"/>
+      </w:pPr>
+      <w:r>
+        <w:rPr>
+          <w:b w:val="0"/>
+        </w:rPr>
+        <w:t>如果妄念来了，不用赶它——知道有妄念，就已经是正念了，轻轻回到呼吸上就好。腿痛、发痒，只要不影响呼吸，就先忽略它。（停顿）</w:t>
+      </w:r>
+    </w:p>
+    <w:p>
+      <w:pPr>
+        <w:ind w:left="170"/>
+        <w:pBdr>
+          <w:left w:val="single" w:sz="18" w:space="4" w:color="1F3864"/>
+        </w:pBdr>
+        <w:shd w:val="clear" w:fill="F2F5FA"/>
+      </w:pPr>
+      <w:r>
+        <w:rPr>
+          <w:b w:val="0"/>
+        </w:rPr>
+        <w:t>好，现在慢慢动动手指、脚趾，搓搓手掌，把温热的手掌敷在眼睛上，轻轻睁开眼睛。"</w:t>
       </w:r>
     </w:p>
     <w:p>
       <w:r>
         <w:rPr>
           <w:b/>
-          <w:sz w:val="21"/>
         </w:rPr>
         <w:t>主持人不需要"会禅修"</w:t>
       </w:r>
       <w:r>
         <w:rPr>
-          <w:sz w:val="21"/>
+          <w:b w:val="0"/>
         </w:rPr>
         <w:t>——只需把引导词念一遍，然后陪大家一起安静地坐。引导词出自古源尊者的《禅坐引导文》，每周文档的"禅修练习"环节都附有当周可直接照读的版本。</w:t>
       </w:r>
@@ -1271,47 +1251,41 @@
     <w:p>
       <w:r>
         <w:rPr>
-          <w:sz w:val="21"/>
+          <w:b w:val="0"/>
         </w:rPr>
         <w:t xml:space="preserve">⚠️ </w:t>
       </w:r>
       <w:r>
         <w:rPr>
           <w:b/>
-          <w:sz w:val="21"/>
         </w:rPr>
         <w:t>注意</w:t>
       </w:r>
       <w:r>
         <w:rPr>
-          <w:sz w:val="21"/>
+          <w:b w:val="0"/>
         </w:rPr>
         <w:t>：如果参与者问"我入定了吗""我看到光正常吗"，你可以回答：</w:t>
       </w:r>
       <w:r>
         <w:rPr>
           <w:b/>
-          <w:sz w:val="21"/>
         </w:rPr>
         <w:t>"每个人体验不同，不用追求什么状态，我们按引导词练习就好，下周可以分享你的体验。如果禅修中出现强烈不适，可以随时睁眼停下。"</w:t>
       </w:r>
       <w:r>
         <w:rPr>
-          <w:sz w:val="21"/>
+          <w:b w:val="0"/>
         </w:rPr>
         <w:t>——不需要给标准答案。</w:t>
       </w:r>
     </w:p>
     <w:p>
-      <w:pPr>
-        <w:spacing w:before="160" w:after="80"/>
-      </w:pPr>
       <w:r>
         <w:rPr>
-          <w:rFonts w:ascii="Microsoft YaHei" w:hAnsi="Microsoft YaHei" w:eastAsia="Microsoft YaHei"/>
           <w:b/>
           <w:color w:val="1F3864"/>
-          <w:sz w:val="28"/>
+          <w:sz w:val="26"/>
         </w:rPr>
         <w:t>五、8周课程总览</w:t>
       </w:r>
@@ -1320,7 +1294,6 @@
       <w:tblPr>
         <w:tblStyle w:val="TableGrid"/>
         <w:tblW w:type="auto" w:w="0"/>
-        <w:jc w:val="center"/>
         <w:tblLook w:firstColumn="1" w:firstRow="1" w:lastColumn="0" w:lastRow="0" w:noHBand="0" w:noVBand="1" w:val="04A0"/>
       </w:tblPr>
       <w:tblGrid>
@@ -1332,17 +1305,20 @@
         <w:tc>
           <w:tcPr>
             <w:tcW w:type="dxa" w:w="3213"/>
-            <w:shd w:val="clear" w:color="auto" w:fill="1F3864"/>
+            <w:shd w:val="clear" w:fill="1F3864"/>
           </w:tcPr>
           <w:p>
-            <w:pPr>
-              <w:spacing w:after="20"/>
-            </w:pPr>
             <w:r>
               <w:rPr>
-                <w:b/>
                 <w:color w:val="FFFFFF"/>
-                <w:sz w:val="19"/>
+                <w:sz w:val="18"/>
+              </w:rPr>
+            </w:r>
+            <w:r>
+              <w:rPr>
+                <w:b w:val="0"/>
+                <w:color w:val="FFFFFF"/>
+                <w:sz w:val="18"/>
               </w:rPr>
               <w:t>周次</w:t>
             </w:r>
@@ -1351,17 +1327,20 @@
         <w:tc>
           <w:tcPr>
             <w:tcW w:type="dxa" w:w="3213"/>
-            <w:shd w:val="clear" w:color="auto" w:fill="1F3864"/>
+            <w:shd w:val="clear" w:fill="1F3864"/>
           </w:tcPr>
           <w:p>
-            <w:pPr>
-              <w:spacing w:after="20"/>
-            </w:pPr>
             <w:r>
               <w:rPr>
-                <w:b/>
                 <w:color w:val="FFFFFF"/>
-                <w:sz w:val="19"/>
+                <w:sz w:val="18"/>
+              </w:rPr>
+            </w:r>
+            <w:r>
+              <w:rPr>
+                <w:b w:val="0"/>
+                <w:color w:val="FFFFFF"/>
+                <w:sz w:val="18"/>
               </w:rPr>
               <w:t>主题</w:t>
             </w:r>
@@ -1370,17 +1349,20 @@
         <w:tc>
           <w:tcPr>
             <w:tcW w:type="dxa" w:w="3213"/>
-            <w:shd w:val="clear" w:color="auto" w:fill="1F3864"/>
+            <w:shd w:val="clear" w:fill="1F3864"/>
           </w:tcPr>
           <w:p>
-            <w:pPr>
-              <w:spacing w:after="20"/>
-            </w:pPr>
             <w:r>
               <w:rPr>
-                <w:b/>
                 <w:color w:val="FFFFFF"/>
-                <w:sz w:val="19"/>
+                <w:sz w:val="18"/>
+              </w:rPr>
+            </w:r>
+            <w:r>
+              <w:rPr>
+                <w:b w:val="0"/>
+                <w:color w:val="FFFFFF"/>
+                <w:sz w:val="18"/>
               </w:rPr>
               <w:t>核心原文资料（资源短名 · 类型）</w:t>
             </w:r>
@@ -1393,12 +1375,15 @@
             <w:tcW w:type="dxa" w:w="3213"/>
           </w:tcPr>
           <w:p>
-            <w:pPr>
-              <w:spacing w:after="20"/>
-            </w:pPr>
             <w:r>
               <w:rPr>
-                <w:sz w:val="19"/>
+                <w:sz w:val="18"/>
+              </w:rPr>
+            </w:r>
+            <w:r>
+              <w:rPr>
+                <w:b w:val="0"/>
+                <w:sz w:val="18"/>
               </w:rPr>
               <w:t>第1周</w:t>
             </w:r>
@@ -1409,12 +1394,15 @@
             <w:tcW w:type="dxa" w:w="3213"/>
           </w:tcPr>
           <w:p>
-            <w:pPr>
-              <w:spacing w:after="20"/>
-            </w:pPr>
             <w:r>
               <w:rPr>
-                <w:sz w:val="19"/>
+                <w:sz w:val="18"/>
+              </w:rPr>
+            </w:r>
+            <w:r>
+              <w:rPr>
+                <w:b w:val="0"/>
+                <w:sz w:val="18"/>
               </w:rPr>
               <w:t>禅修的本质与目标与如来禅修学体系</w:t>
             </w:r>
@@ -1425,12 +1413,15 @@
             <w:tcW w:type="dxa" w:w="3213"/>
           </w:tcPr>
           <w:p>
-            <w:pPr>
-              <w:spacing w:after="20"/>
-            </w:pPr>
             <w:r>
               <w:rPr>
-                <w:sz w:val="19"/>
+                <w:sz w:val="18"/>
+              </w:rPr>
+            </w:r>
+            <w:r>
+              <w:rPr>
+                <w:b w:val="0"/>
+                <w:sz w:val="18"/>
               </w:rPr>
               <w:t>《如来禅修学体系介绍06》（录音转写）；《如来禅修学体系17·时代特点与确立目标》（PDF课件）；《包容寺修习营01·如来禅修学体系简介》（录音转写，◈扩展）</w:t>
             </w:r>
@@ -1441,15 +1432,18 @@
         <w:tc>
           <w:tcPr>
             <w:tcW w:type="dxa" w:w="3213"/>
-            <w:shd w:val="clear" w:color="auto" w:fill="F2F2F2"/>
+            <w:shd w:val="clear" w:fill="F2F5FA"/>
           </w:tcPr>
           <w:p>
-            <w:pPr>
-              <w:spacing w:after="20"/>
-            </w:pPr>
             <w:r>
               <w:rPr>
-                <w:sz w:val="19"/>
+                <w:sz w:val="18"/>
+              </w:rPr>
+            </w:r>
+            <w:r>
+              <w:rPr>
+                <w:b w:val="0"/>
+                <w:sz w:val="18"/>
               </w:rPr>
               <w:t>第2周</w:t>
             </w:r>
@@ -1458,15 +1452,18 @@
         <w:tc>
           <w:tcPr>
             <w:tcW w:type="dxa" w:w="3213"/>
-            <w:shd w:val="clear" w:color="auto" w:fill="F2F2F2"/>
+            <w:shd w:val="clear" w:fill="F2F5FA"/>
           </w:tcPr>
           <w:p>
-            <w:pPr>
-              <w:spacing w:after="20"/>
-            </w:pPr>
             <w:r>
               <w:rPr>
-                <w:sz w:val="19"/>
+                <w:sz w:val="18"/>
+              </w:rPr>
+            </w:r>
+            <w:r>
+              <w:rPr>
+                <w:b w:val="0"/>
+                <w:sz w:val="18"/>
               </w:rPr>
               <w:t>正确坐姿与身心准备</w:t>
             </w:r>
@@ -1475,15 +1472,18 @@
         <w:tc>
           <w:tcPr>
             <w:tcW w:type="dxa" w:w="3213"/>
-            <w:shd w:val="clear" w:color="auto" w:fill="F2F2F2"/>
+            <w:shd w:val="clear" w:fill="F2F5FA"/>
           </w:tcPr>
           <w:p>
-            <w:pPr>
-              <w:spacing w:after="20"/>
-            </w:pPr>
             <w:r>
               <w:rPr>
-                <w:sz w:val="19"/>
+                <w:sz w:val="18"/>
+              </w:rPr>
+            </w:r>
+            <w:r>
+              <w:rPr>
+                <w:b w:val="0"/>
+                <w:sz w:val="18"/>
               </w:rPr>
               <w:t>《古源尊者禅坐引导文》（Word）；《入出息念浅析2·前行》（PDF课件）；《18_入出息念·坐姿要领》（录音转写）</w:t>
             </w:r>
@@ -1496,12 +1496,15 @@
             <w:tcW w:type="dxa" w:w="3213"/>
           </w:tcPr>
           <w:p>
-            <w:pPr>
-              <w:spacing w:after="20"/>
-            </w:pPr>
             <w:r>
               <w:rPr>
-                <w:sz w:val="19"/>
+                <w:sz w:val="18"/>
+              </w:rPr>
+            </w:r>
+            <w:r>
+              <w:rPr>
+                <w:b w:val="0"/>
+                <w:sz w:val="18"/>
               </w:rPr>
               <w:t>第3周</w:t>
             </w:r>
@@ -1512,12 +1515,15 @@
             <w:tcW w:type="dxa" w:w="3213"/>
           </w:tcPr>
           <w:p>
-            <w:pPr>
-              <w:spacing w:after="20"/>
-            </w:pPr>
             <w:r>
               <w:rPr>
-                <w:sz w:val="19"/>
+                <w:sz w:val="18"/>
+              </w:rPr>
+            </w:r>
+            <w:r>
+              <w:rPr>
+                <w:b w:val="0"/>
+                <w:sz w:val="18"/>
               </w:rPr>
               <w:t>入出息念基础方法——取相点与安般十六步框架</w:t>
             </w:r>
@@ -1528,12 +1534,15 @@
             <w:tcW w:type="dxa" w:w="3213"/>
           </w:tcPr>
           <w:p>
-            <w:pPr>
-              <w:spacing w:after="20"/>
-            </w:pPr>
             <w:r>
               <w:rPr>
-                <w:sz w:val="19"/>
+                <w:sz w:val="18"/>
+              </w:rPr>
+            </w:r>
+            <w:r>
+              <w:rPr>
+                <w:b w:val="0"/>
+                <w:sz w:val="18"/>
               </w:rPr>
               <w:t>《入出息念浅析6·修习2》三法部分（PDF课件）；《入出息念业处十六事》框架总表（PDF课件）</w:t>
             </w:r>
@@ -1544,15 +1553,18 @@
         <w:tc>
           <w:tcPr>
             <w:tcW w:type="dxa" w:w="3213"/>
-            <w:shd w:val="clear" w:color="auto" w:fill="F2F2F2"/>
+            <w:shd w:val="clear" w:fill="F2F5FA"/>
           </w:tcPr>
           <w:p>
-            <w:pPr>
-              <w:spacing w:after="20"/>
-            </w:pPr>
             <w:r>
               <w:rPr>
-                <w:sz w:val="19"/>
+                <w:sz w:val="18"/>
+              </w:rPr>
+            </w:r>
+            <w:r>
+              <w:rPr>
+                <w:b w:val="0"/>
+                <w:sz w:val="18"/>
               </w:rPr>
               <w:t>第4周</w:t>
             </w:r>
@@ -1561,15 +1573,18 @@
         <w:tc>
           <w:tcPr>
             <w:tcW w:type="dxa" w:w="3213"/>
-            <w:shd w:val="clear" w:color="auto" w:fill="F2F2F2"/>
+            <w:shd w:val="clear" w:fill="F2F5FA"/>
           </w:tcPr>
           <w:p>
-            <w:pPr>
-              <w:spacing w:after="20"/>
-            </w:pPr>
             <w:r>
               <w:rPr>
-                <w:sz w:val="19"/>
+                <w:sz w:val="18"/>
+              </w:rPr>
+            </w:r>
+            <w:r>
+              <w:rPr>
+                <w:b w:val="0"/>
+                <w:sz w:val="18"/>
               </w:rPr>
               <w:t>数息法与杂念对治</w:t>
             </w:r>
@@ -1578,15 +1593,18 @@
         <w:tc>
           <w:tcPr>
             <w:tcW w:type="dxa" w:w="3213"/>
-            <w:shd w:val="clear" w:color="auto" w:fill="F2F2F2"/>
+            <w:shd w:val="clear" w:fill="F2F5FA"/>
           </w:tcPr>
           <w:p>
-            <w:pPr>
-              <w:spacing w:after="20"/>
-            </w:pPr>
             <w:r>
               <w:rPr>
-                <w:sz w:val="19"/>
+                <w:sz w:val="18"/>
+              </w:rPr>
+            </w:r>
+            <w:r>
+              <w:rPr>
+                <w:b w:val="0"/>
+                <w:sz w:val="18"/>
               </w:rPr>
               <w:t>《入出息念浅析6·修习2》四阶段部分（PDF课件，续用）；《14_入出息念·数息》（录音转写）；《入出息念浅析5·修习1》（录音转写，◈扩展）</w:t>
             </w:r>
@@ -1599,12 +1617,15 @@
             <w:tcW w:type="dxa" w:w="3213"/>
           </w:tcPr>
           <w:p>
-            <w:pPr>
-              <w:spacing w:after="20"/>
-            </w:pPr>
             <w:r>
               <w:rPr>
-                <w:sz w:val="19"/>
+                <w:sz w:val="18"/>
+              </w:rPr>
+            </w:r>
+            <w:r>
+              <w:rPr>
+                <w:b w:val="0"/>
+                <w:sz w:val="18"/>
               </w:rPr>
               <w:t>第5周</w:t>
             </w:r>
@@ -1615,12 +1636,15 @@
             <w:tcW w:type="dxa" w:w="3213"/>
           </w:tcPr>
           <w:p>
-            <w:pPr>
-              <w:spacing w:after="20"/>
-            </w:pPr>
             <w:r>
               <w:rPr>
-                <w:sz w:val="19"/>
+                <w:sz w:val="18"/>
+              </w:rPr>
+            </w:r>
+            <w:r>
+              <w:rPr>
+                <w:b w:val="0"/>
+                <w:sz w:val="18"/>
               </w:rPr>
               <w:t>微细呼吸、禅相与定的培育</w:t>
             </w:r>
@@ -1631,12 +1655,15 @@
             <w:tcW w:type="dxa" w:w="3213"/>
           </w:tcPr>
           <w:p>
-            <w:pPr>
-              <w:spacing w:after="20"/>
-            </w:pPr>
             <w:r>
               <w:rPr>
-                <w:sz w:val="19"/>
+                <w:sz w:val="18"/>
+              </w:rPr>
+            </w:r>
+            <w:r>
+              <w:rPr>
+                <w:b w:val="0"/>
+                <w:sz w:val="18"/>
               </w:rPr>
               <w:t>《入出息念浅析7·修习3》（PDF课件）；《入出息念业处十六事》禅相部分（PDF课件）；《入出息念》（帕奥西亚多，PDF）</w:t>
             </w:r>
@@ -1647,15 +1674,18 @@
         <w:tc>
           <w:tcPr>
             <w:tcW w:type="dxa" w:w="3213"/>
-            <w:shd w:val="clear" w:color="auto" w:fill="F2F2F2"/>
+            <w:shd w:val="clear" w:fill="F2F5FA"/>
           </w:tcPr>
           <w:p>
-            <w:pPr>
-              <w:spacing w:after="20"/>
-            </w:pPr>
             <w:r>
               <w:rPr>
-                <w:sz w:val="19"/>
+                <w:sz w:val="18"/>
+              </w:rPr>
+            </w:r>
+            <w:r>
+              <w:rPr>
+                <w:b w:val="0"/>
+                <w:sz w:val="18"/>
               </w:rPr>
               <w:t>第6周</w:t>
             </w:r>
@@ -1664,15 +1694,18 @@
         <w:tc>
           <w:tcPr>
             <w:tcW w:type="dxa" w:w="3213"/>
-            <w:shd w:val="clear" w:color="auto" w:fill="F2F2F2"/>
+            <w:shd w:val="clear" w:fill="F2F5FA"/>
           </w:tcPr>
           <w:p>
-            <w:pPr>
-              <w:spacing w:after="20"/>
-            </w:pPr>
             <w:r>
               <w:rPr>
-                <w:sz w:val="19"/>
+                <w:sz w:val="18"/>
+              </w:rPr>
+            </w:r>
+            <w:r>
+              <w:rPr>
+                <w:b w:val="0"/>
+                <w:sz w:val="18"/>
               </w:rPr>
               <w:t>五盖识别与对治</w:t>
             </w:r>
@@ -1681,15 +1714,18 @@
         <w:tc>
           <w:tcPr>
             <w:tcW w:type="dxa" w:w="3213"/>
-            <w:shd w:val="clear" w:color="auto" w:fill="F2F2F2"/>
+            <w:shd w:val="clear" w:fill="F2F5FA"/>
           </w:tcPr>
           <w:p>
-            <w:pPr>
-              <w:spacing w:after="20"/>
-            </w:pPr>
             <w:r>
               <w:rPr>
-                <w:sz w:val="19"/>
+                <w:sz w:val="18"/>
+              </w:rPr>
+            </w:r>
+            <w:r>
+              <w:rPr>
+                <w:b w:val="0"/>
+                <w:sz w:val="18"/>
               </w:rPr>
               <w:t>《止观前行实修营8·舍离五盖1》（PDF课件＋共修版）；《百花古寺禅修营27·大念处经讲记24》（录音转写）；《止观前行实修营12·舍离五盖5》（录音转写）</w:t>
             </w:r>
@@ -1702,12 +1738,15 @@
             <w:tcW w:type="dxa" w:w="3213"/>
           </w:tcPr>
           <w:p>
-            <w:pPr>
-              <w:spacing w:after="20"/>
-            </w:pPr>
             <w:r>
               <w:rPr>
-                <w:sz w:val="19"/>
+                <w:sz w:val="18"/>
+              </w:rPr>
+            </w:r>
+            <w:r>
+              <w:rPr>
+                <w:b w:val="0"/>
+                <w:sz w:val="18"/>
               </w:rPr>
               <w:t>第7周</w:t>
             </w:r>
@@ -1718,12 +1757,15 @@
             <w:tcW w:type="dxa" w:w="3213"/>
           </w:tcPr>
           <w:p>
-            <w:pPr>
-              <w:spacing w:after="20"/>
-            </w:pPr>
             <w:r>
               <w:rPr>
-                <w:sz w:val="19"/>
+                <w:sz w:val="18"/>
+              </w:rPr>
+            </w:r>
+            <w:r>
+              <w:rPr>
+                <w:b w:val="0"/>
+                <w:sz w:val="18"/>
               </w:rPr>
               <w:t>经行与四威仪日常正念</w:t>
             </w:r>
@@ -1734,12 +1776,15 @@
             <w:tcW w:type="dxa" w:w="3213"/>
           </w:tcPr>
           <w:p>
-            <w:pPr>
-              <w:spacing w:after="20"/>
-            </w:pPr>
             <w:r>
               <w:rPr>
-                <w:sz w:val="19"/>
+                <w:sz w:val="18"/>
+              </w:rPr>
+            </w:r>
+            <w:r>
+              <w:rPr>
+                <w:b w:val="0"/>
+                <w:sz w:val="18"/>
               </w:rPr>
               <w:t>《云台寺安居禅修04·拆解习惯和经行》（PDF开示实录）；《177讲·四威仪1》（PDF共修版）；《觉察姿势与动作》（录音转写）</w:t>
             </w:r>
@@ -1750,15 +1795,18 @@
         <w:tc>
           <w:tcPr>
             <w:tcW w:type="dxa" w:w="3213"/>
-            <w:shd w:val="clear" w:color="auto" w:fill="F2F2F2"/>
+            <w:shd w:val="clear" w:fill="F2F5FA"/>
           </w:tcPr>
           <w:p>
-            <w:pPr>
-              <w:spacing w:after="20"/>
-            </w:pPr>
             <w:r>
               <w:rPr>
-                <w:sz w:val="19"/>
+                <w:sz w:val="18"/>
+              </w:rPr>
+            </w:r>
+            <w:r>
+              <w:rPr>
+                <w:b w:val="0"/>
+                <w:sz w:val="18"/>
               </w:rPr>
               <w:t>第8周</w:t>
             </w:r>
@@ -1767,15 +1815,18 @@
         <w:tc>
           <w:tcPr>
             <w:tcW w:type="dxa" w:w="3213"/>
-            <w:shd w:val="clear" w:color="auto" w:fill="F2F2F2"/>
+            <w:shd w:val="clear" w:fill="F2F5FA"/>
           </w:tcPr>
           <w:p>
-            <w:pPr>
-              <w:spacing w:after="20"/>
-            </w:pPr>
             <w:r>
               <w:rPr>
-                <w:sz w:val="19"/>
+                <w:sz w:val="18"/>
+              </w:rPr>
+            </w:r>
+            <w:r>
+              <w:rPr>
+                <w:b w:val="0"/>
+                <w:sz w:val="18"/>
               </w:rPr>
               <w:t>禅修总结与修学规划</w:t>
             </w:r>
@@ -1784,15 +1835,18 @@
         <w:tc>
           <w:tcPr>
             <w:tcW w:type="dxa" w:w="3213"/>
-            <w:shd w:val="clear" w:color="auto" w:fill="F2F2F2"/>
+            <w:shd w:val="clear" w:fill="F2F5FA"/>
           </w:tcPr>
           <w:p>
-            <w:pPr>
-              <w:spacing w:after="20"/>
-            </w:pPr>
             <w:r>
               <w:rPr>
-                <w:sz w:val="19"/>
+                <w:sz w:val="18"/>
+              </w:rPr>
+            </w:r>
+            <w:r>
+              <w:rPr>
+                <w:b w:val="0"/>
+                <w:sz w:val="18"/>
               </w:rPr>
               <w:t>《如来禅修学体系17·时代特点与确立目标》发愿部分（PDF课件）；《如来禅修学体系32·法随法行3》（PDF课件）；《云台寺安居禅修13·大念处经略说》（PDF讲稿）</w:t>
             </w:r>
@@ -1802,43 +1856,37 @@
     </w:tbl>
     <w:p>
       <w:pPr>
-        <w:spacing w:before="40" w:after="80"/>
-        <w:ind w:left="283"/>
-        <w:shd w:val="clear" w:color="auto" w:fill="EEF2F8"/>
+        <w:ind w:left="170"/>
         <w:pBdr>
-          <w:left w:val="single" w:sz="20" w:space="6" w:color="1F3864"/>
+          <w:left w:val="single" w:sz="18" w:space="4" w:color="1F3864"/>
         </w:pBdr>
+        <w:shd w:val="clear" w:fill="F2F5FA"/>
       </w:pPr>
       <w:r>
         <w:rPr>
-          <w:sz w:val="20"/>
+          <w:b w:val="0"/>
         </w:rPr>
         <w:t>注：上表为每周</w:t>
       </w:r>
       <w:r>
         <w:rPr>
           <w:b/>
-          <w:sz w:val="20"/>
         </w:rPr>
         <w:t>主要</w:t>
       </w:r>
       <w:r>
         <w:rPr>
-          <w:sz w:val="20"/>
+          <w:b w:val="0"/>
         </w:rPr>
         <w:t>原文资料的“节选清单”（同批上座部资料按主题分周取段，部分课件跨周共用）；每周的完整共读材料以该周文档与《原文全集》附录为准。</w:t>
       </w:r>
     </w:p>
     <w:p>
-      <w:pPr>
-        <w:spacing w:before="160" w:after="80"/>
-      </w:pPr>
       <w:r>
         <w:rPr>
-          <w:rFonts w:ascii="Microsoft YaHei" w:hAnsi="Microsoft YaHei" w:eastAsia="Microsoft YaHei"/>
           <w:b/>
           <w:color w:val="1F3864"/>
-          <w:sz w:val="28"/>
+          <w:sz w:val="26"/>
         </w:rPr>
         <w:t>六、重要提醒：每一讲都可以换新主持人！</w:t>
       </w:r>
@@ -1847,132 +1895,107 @@
       <w:r>
         <w:rPr>
           <w:b/>
-          <w:sz w:val="21"/>
         </w:rPr>
         <w:t>每份周文档都有两个版本</w:t>
       </w:r>
       <w:r>
         <w:rPr>
-          <w:sz w:val="21"/>
+          <w:b w:val="0"/>
         </w:rPr>
         <w:t>：主持人版和学员版。</w:t>
       </w:r>
     </w:p>
     <w:p>
       <w:pPr>
-        <w:ind w:left="340"/>
+        <w:pStyle w:val="ListBullet"/>
       </w:pPr>
       <w:r>
         <w:rPr>
-          <w:color w:val="1F3864"/>
-          <w:sz w:val="21"/>
-        </w:rPr>
-        <w:t xml:space="preserve">• </w:t>
-      </w:r>
-      <w:r>
-        <w:rPr>
           <w:b/>
-          <w:sz w:val="21"/>
         </w:rPr>
         <w:t>主持人版</w:t>
       </w:r>
       <w:r>
         <w:rPr>
-          <w:sz w:val="21"/>
+          <w:b w:val="0"/>
         </w:rPr>
         <w:t>（第X周_XXX_主持人版.md）：供主持人使用，开头内置"⭐ 本讲主持人速览"和"⏱ 时间弹性指南"，共读原文按次序完整呈现并标注★核心/◈扩展，扩展内容包位于收尾回向之前，末尾附"本讲主持人特别提醒"。</w:t>
       </w:r>
     </w:p>
     <w:p>
       <w:pPr>
-        <w:ind w:left="340"/>
+        <w:pStyle w:val="ListBullet"/>
       </w:pPr>
       <w:r>
         <w:rPr>
-          <w:color w:val="1F3864"/>
-          <w:sz w:val="21"/>
-        </w:rPr>
-        <w:t xml:space="preserve">• </w:t>
-      </w:r>
-      <w:r>
-        <w:rPr>
           <w:b/>
-          <w:sz w:val="21"/>
         </w:rPr>
         <w:t>学员版</w:t>
       </w:r>
       <w:r>
         <w:rPr>
-          <w:sz w:val="21"/>
+          <w:b w:val="0"/>
         </w:rPr>
         <w:t>（第X周_XXX_学员版.md）：供参与者使用，共读内容（材料顺序、完整文字、核心/扩展标注）、讨论问题、禅修练习引导词、扩展内容包、回向文与主持人版</w:t>
       </w:r>
       <w:r>
         <w:rPr>
           <w:b/>
-          <w:sz w:val="21"/>
         </w:rPr>
         <w:t>完全一致</w:t>
       </w:r>
       <w:r>
         <w:rPr>
-          <w:sz w:val="21"/>
+          <w:b w:val="0"/>
         </w:rPr>
         <w:t>，仅不含主持人专属内容（速览、时间弹性指南、操作提示、特别提醒）。</w:t>
       </w:r>
     </w:p>
     <w:p>
       <w:pPr>
-        <w:spacing w:before="40" w:after="80"/>
-        <w:ind w:left="283"/>
-        <w:shd w:val="clear" w:color="auto" w:fill="EEF2F8"/>
+        <w:ind w:left="170"/>
         <w:pBdr>
-          <w:left w:val="single" w:sz="20" w:space="6" w:color="1F3864"/>
+          <w:left w:val="single" w:sz="18" w:space="4" w:color="1F3864"/>
         </w:pBdr>
+        <w:shd w:val="clear" w:fill="F2F5FA"/>
       </w:pPr>
       <w:r>
         <w:rPr>
-          <w:sz w:val="20"/>
+          <w:b w:val="0"/>
         </w:rPr>
         <w:t>如果本讲换了新主持人，只需要：①打开当周</w:t>
       </w:r>
       <w:r>
         <w:rPr>
           <w:b/>
-          <w:sz w:val="20"/>
         </w:rPr>
         <w:t>主持人版</w:t>
       </w:r>
       <w:r>
         <w:rPr>
-          <w:sz w:val="20"/>
+          <w:b w:val="0"/>
         </w:rPr>
         <w:t>读"主持人速览"；②按流程走（学员看</w:t>
       </w:r>
       <w:r>
         <w:rPr>
           <w:b/>
-          <w:sz w:val="20"/>
         </w:rPr>
         <w:t>学员版</w:t>
       </w:r>
       <w:r>
         <w:rPr>
-          <w:sz w:val="20"/>
+          <w:b w:val="0"/>
         </w:rPr>
         <w:t>，内容一致）；③禅修练习照读引导词即可；④时间不够就"浓缩"，时间富余就"扩展"。</w:t>
       </w:r>
     </w:p>
     <w:p>
-      <w:pPr>
-        <w:spacing w:before="160" w:after="80"/>
-      </w:pPr>
       <w:r>
         <w:rPr>
-          <w:rFonts w:ascii="Microsoft YaHei" w:hAnsi="Microsoft YaHei" w:eastAsia="Microsoft YaHei"/>
           <w:b/>
           <w:color w:val="1F3864"/>
-          <w:sz w:val="28"/>
+          <w:sz w:val="26"/>
         </w:rPr>
         <w:t>七、如何获取共读原文（重要！）</w:t>
       </w:r>
@@ -1981,13 +2004,12 @@
       <w:r>
         <w:rPr>
           <w:b/>
-          <w:sz w:val="21"/>
         </w:rPr>
         <w:t>本资料包完全自足：全部共读原文的文字已完整内嵌在每周文档和《原文全集.md》中，使用过程中无需再去查知识库</w:t>
       </w:r>
       <w:r>
         <w:rPr>
-          <w:sz w:val="21"/>
+          <w:b w:val="0"/>
         </w:rPr>
         <w:t>——照读或轮流朗读即可。</w:t>
       </w:r>
@@ -1995,63 +2017,56 @@
     <w:p>
       <w:r>
         <w:rPr>
-          <w:sz w:val="21"/>
+          <w:b w:val="0"/>
         </w:rPr>
         <w:t xml:space="preserve">想对照原文件时：按每周文档中标注的 </w:t>
       </w:r>
       <w:r>
         <w:rPr>
           <w:b/>
-          <w:sz w:val="21"/>
         </w:rPr>
         <w:t>media_id</w:t>
       </w:r>
       <w:r>
         <w:rPr>
-          <w:sz w:val="21"/>
+          <w:b w:val="0"/>
         </w:rPr>
         <w:t>，在 ima.copilot 知识库「古源尊者开示及上座部佛教资料」中搜索资料标题，即可打开对应资源。</w:t>
       </w:r>
     </w:p>
     <w:p>
       <w:pPr>
-        <w:spacing w:before="40" w:after="80"/>
-        <w:ind w:left="283"/>
-        <w:shd w:val="clear" w:color="auto" w:fill="EEF2F8"/>
+        <w:ind w:left="170"/>
         <w:pBdr>
-          <w:left w:val="single" w:sz="20" w:space="6" w:color="1F3864"/>
+          <w:left w:val="single" w:sz="18" w:space="4" w:color="1F3864"/>
         </w:pBdr>
+        <w:shd w:val="clear" w:fill="F2F5FA"/>
       </w:pPr>
       <w:r>
         <w:rPr>
-          <w:sz w:val="20"/>
+          <w:b w:val="0"/>
         </w:rPr>
         <w:t xml:space="preserve">💡 </w:t>
       </w:r>
       <w:r>
         <w:rPr>
           <w:b/>
-          <w:sz w:val="20"/>
         </w:rPr>
         <w:t>为什么只标注出处、不放置链接？</w:t>
       </w:r>
       <w:r>
         <w:rPr>
-          <w:sz w:val="20"/>
+          <w:b w:val="0"/>
         </w:rPr>
         <w:t xml:space="preserve"> 知识库的临时导出链接会过期（会出现"t info expired"等失效提示），因此本轮资料包不放置临时链接，改为完整标注资源标题与 media_id 及打开方式。共读所需文字已全部内嵌，不影响正常使用。</w:t>
       </w:r>
     </w:p>
     <w:p>
-      <w:pPr>
-        <w:spacing w:before="160" w:after="80"/>
-      </w:pPr>
       <w:r>
         <w:rPr>
-          <w:rFonts w:ascii="Microsoft YaHei" w:hAnsi="Microsoft YaHei" w:eastAsia="Microsoft YaHei"/>
           <w:b/>
           <w:color w:val="1F3864"/>
-          <w:sz w:val="28"/>
+          <w:sz w:val="26"/>
         </w:rPr>
         <w:t>八、回向文（每周结束用）</w:t>
       </w:r>
@@ -2059,63 +2074,67 @@
     <w:p>
       <w:r>
         <w:rPr>
-          <w:sz w:val="21"/>
+          <w:b w:val="0"/>
         </w:rPr>
         <w:t>每周结束时，带领大家一起念：</w:t>
       </w:r>
     </w:p>
     <w:p>
       <w:pPr>
-        <w:spacing w:before="40" w:after="80"/>
-        <w:ind w:left="283"/>
-        <w:shd w:val="clear" w:color="auto" w:fill="EEF2F8"/>
+        <w:ind w:left="170"/>
         <w:pBdr>
-          <w:left w:val="single" w:sz="20" w:space="6" w:color="1F3864"/>
+          <w:left w:val="single" w:sz="18" w:space="4" w:color="1F3864"/>
         </w:pBdr>
+        <w:shd w:val="clear" w:fill="F2F5FA"/>
       </w:pPr>
       <w:r>
         <w:rPr>
           <w:b/>
-          <w:sz w:val="20"/>
         </w:rPr>
         <w:t>愿我此功德，导向诸漏尽！</w:t>
       </w:r>
-      <w:r>
-        <w:rPr>
-          <w:sz w:val="20"/>
-        </w:rPr>
-        <w:t xml:space="preserve"> </w:t>
-      </w:r>
+    </w:p>
+    <w:p>
+      <w:pPr>
+        <w:ind w:left="170"/>
+        <w:pBdr>
+          <w:left w:val="single" w:sz="18" w:space="4" w:color="1F3864"/>
+        </w:pBdr>
+        <w:shd w:val="clear" w:fill="F2F5FA"/>
+      </w:pPr>
       <w:r>
         <w:rPr>
           <w:b/>
-          <w:sz w:val="20"/>
         </w:rPr>
         <w:t>愿我此功德，为证涅槃缘！</w:t>
       </w:r>
-      <w:r>
-        <w:rPr>
-          <w:sz w:val="20"/>
-        </w:rPr>
-        <w:t xml:space="preserve"> </w:t>
-      </w:r>
+    </w:p>
+    <w:p>
+      <w:pPr>
+        <w:ind w:left="170"/>
+        <w:pBdr>
+          <w:left w:val="single" w:sz="18" w:space="4" w:color="1F3864"/>
+        </w:pBdr>
+        <w:shd w:val="clear" w:fill="F2F5FA"/>
+      </w:pPr>
       <w:r>
         <w:rPr>
           <w:b/>
-          <w:sz w:val="20"/>
         </w:rPr>
         <w:t>我此功德分，回向诸有情！</w:t>
       </w:r>
-      <w:r>
-        <w:rPr>
-          <w:sz w:val="20"/>
-        </w:rPr>
-        <w:t xml:space="preserve"> </w:t>
-      </w:r>
+    </w:p>
+    <w:p>
+      <w:pPr>
+        <w:ind w:left="170"/>
+        <w:pBdr>
+          <w:left w:val="single" w:sz="18" w:space="4" w:color="1F3864"/>
+        </w:pBdr>
+        <w:shd w:val="clear" w:fill="F2F5FA"/>
+      </w:pPr>
       <w:r>
         <w:rPr>
           <w:b/>
-          <w:sz w:val="20"/>
         </w:rPr>
         <w:t>愿彼等一切，同得功德分！</w:t>
       </w:r>
@@ -2123,38 +2142,36 @@
     <w:p>
       <w:r>
         <w:rPr>
-          <w:sz w:val="21"/>
+          <w:b w:val="0"/>
         </w:rPr>
         <w:t>（此回向偈出自古源尊者课件通用回向内容）</w:t>
       </w:r>
     </w:p>
     <w:p>
       <w:pPr>
-        <w:spacing w:before="40" w:after="80"/>
-        <w:ind w:left="283"/>
-        <w:shd w:val="clear" w:color="auto" w:fill="EEF2F8"/>
+        <w:ind w:left="170"/>
         <w:pBdr>
-          <w:left w:val="single" w:sz="20" w:space="6" w:color="1F3864"/>
+          <w:left w:val="single" w:sz="18" w:space="4" w:color="1F3864"/>
         </w:pBdr>
+        <w:shd w:val="clear" w:fill="F2F5FA"/>
       </w:pPr>
       <w:r>
         <w:rPr>
-          <w:sz w:val="20"/>
+          <w:b w:val="0"/>
         </w:rPr>
         <w:t xml:space="preserve">📚 </w:t>
       </w:r>
       <w:r>
         <w:rPr>
           <w:b/>
-          <w:sz w:val="20"/>
         </w:rPr>
         <w:t>下一份文档</w:t>
       </w:r>
       <w:r>
         <w:rPr>
-          <w:sz w:val="20"/>
+          <w:b w:val="0"/>
         </w:rPr>
-        <w:t>：`第1周_禅修的本质与目标与如来禅修学体系_主持人版.md`</w:t>
+        <w:t>：第1周_禅修的本质与目标与如来禅修学体系_主持人版.md</w:t>
       </w:r>
     </w:p>
     <w:sectPr>
@@ -2176,7 +2193,11 @@
       <w:pStyle w:val="Footer"/>
       <w:jc w:val="center"/>
     </w:pPr>
-    <w:fldSimple w:instr="PAGE"/>
+    <w:r>
+      <w:fldChar w:fldCharType="begin"/>
+      <w:instrText xml:space="preserve">PAGE</w:instrText>
+      <w:fldChar w:fldCharType="end"/>
+    </w:r>
   </w:p>
 </w:ftr>
 </file>
@@ -2190,10 +2211,10 @@
     </w:pPr>
     <w:r>
       <w:rPr>
-        <w:color w:val="808080"/>
+        <w:color w:val="1F3864"/>
         <w:sz w:val="16"/>
       </w:rPr>
-      <w:t>读书会01·主持人总指南（朗读优化版）</w:t>
+      <w:t>读书会01 · 主持人总指南 · 朗读优化版（8周版）</w:t>
     </w:r>
   </w:p>
 </w:hdr>
@@ -2562,11 +2583,8 @@
     <w:name w:val="Normal"/>
     <w:qFormat/>
     <w:rsid w:val="00FC693F"/>
-    <w:pPr>
-      <w:spacing w:line="324" w:lineRule="auto" w:after="60"/>
-    </w:pPr>
     <w:rPr>
-      <w:rFonts w:ascii="Microsoft YaHei" w:hAnsi="Microsoft YaHei" w:eastAsia="Microsoft YaHei"/>
+      <w:rFonts w:ascii="等线" w:hAnsi="等线" w:eastAsia="宋体"/>
       <w:sz w:val="21"/>
     </w:rPr>
   </w:style>
